--- a/2 am/cours 3/fiche.docx
+++ b/2 am/cours 3/fiche.docx
@@ -410,7 +410,7 @@
       <w:r>
         <w:rPr>
           <w:noProof/>
-          <w:lang w:eastAsia="fr-FR"/>
+          <w:lang w:val="en-US"/>
         </w:rPr>
         <mc:AlternateContent>
           <mc:Choice Requires="wps">
@@ -715,7 +715,6 @@
                 <w:rtl/>
               </w:rPr>
             </w:pPr>
-            <w:bookmarkStart w:id="0" w:name="_GoBack"/>
             <w:r>
               <w:rPr>
                 <w:rFonts w:hint="cs"/>
@@ -1024,7 +1023,6 @@
             <w:shd w:val="clear" w:color="auto" w:fill="E2EFD9" w:themeFill="accent6" w:themeFillTint="33"/>
             <w:vAlign w:val="center"/>
           </w:tcPr>
-          <w:bookmarkEnd w:id="0"/>
           <w:p>
             <w:pPr>
               <w:bidi/>
@@ -2293,7 +2291,7 @@
         <w:tc>
           <w:tcPr>
             <w:tcW w:w="6116" w:type="dxa"/>
-            <w:shd w:val="clear" w:color="auto" w:fill="FFF2CC" w:themeFill="accent4" w:themeFillTint="33"/>
+            <w:shd w:val="clear" w:color="auto" w:fill="DEEAF6" w:themeFill="accent1" w:themeFillTint="33"/>
             <w:vAlign w:val="center"/>
           </w:tcPr>
           <w:p>
@@ -2872,7 +2870,7 @@
         <w:tc>
           <w:tcPr>
             <w:tcW w:w="6116" w:type="dxa"/>
-            <w:shd w:val="clear" w:color="auto" w:fill="FFF2CC" w:themeFill="accent4" w:themeFillTint="33"/>
+            <w:shd w:val="clear" w:color="auto" w:fill="DEEAF6" w:themeFill="accent1" w:themeFillTint="33"/>
           </w:tcPr>
           <w:p>
             <w:pPr>
@@ -2922,6 +2920,8 @@
               </w:rPr>
               <w:t>متـــابعة إجـابـات المتعلّمين وتصويبهــــا</w:t>
             </w:r>
+            <w:bookmarkStart w:id="0" w:name="_GoBack"/>
+            <w:bookmarkEnd w:id="0"/>
           </w:p>
         </w:tc>
         <w:tc>
@@ -3517,7 +3517,7 @@
       <w:r>
         <w:rPr>
           <w:noProof/>
-          <w:lang w:eastAsia="fr-FR"/>
+          <w:lang w:val="en-US"/>
         </w:rPr>
         <w:lastRenderedPageBreak/>
         <mc:AlternateContent>
@@ -6200,7 +6200,7 @@
       <w:r>
         <w:rPr>
           <w:noProof/>
-          <w:lang w:eastAsia="fr-FR"/>
+          <w:lang w:val="en-US"/>
         </w:rPr>
         <w:lastRenderedPageBreak/>
         <mc:AlternateContent>
@@ -7162,7 +7162,7 @@
                 <w:sz w:val="28"/>
                 <w:szCs w:val="28"/>
                 <w:rtl/>
-                <w:lang w:eastAsia="fr-FR"/>
+                <w:lang w:val="en-US"/>
               </w:rPr>
               <w:drawing>
                 <wp:inline distT="0" distB="0" distL="0" distR="0">
@@ -7349,7 +7349,7 @@
                 <w:sz w:val="28"/>
                 <w:szCs w:val="28"/>
                 <w:rtl/>
-                <w:lang w:eastAsia="fr-FR"/>
+                <w:lang w:val="en-US"/>
               </w:rPr>
               <w:drawing>
                 <wp:inline distT="0" distB="0" distL="0" distR="0">
@@ -7607,7 +7607,7 @@
                 <w:sz w:val="28"/>
                 <w:szCs w:val="28"/>
                 <w:rtl/>
-                <w:lang w:eastAsia="fr-FR"/>
+                <w:lang w:val="en-US"/>
               </w:rPr>
               <w:drawing>
                 <wp:inline distT="0" distB="0" distL="0" distR="0" wp14:anchorId="6AD09DE0" wp14:editId="6045940F">
@@ -7817,7 +7817,7 @@
                 <w:sz w:val="28"/>
                 <w:szCs w:val="28"/>
                 <w:rtl/>
-                <w:lang w:eastAsia="fr-FR"/>
+                <w:lang w:val="en-US"/>
               </w:rPr>
               <w:drawing>
                 <wp:inline distT="0" distB="0" distL="0" distR="0">
@@ -8093,7 +8093,7 @@
             <w:r>
               <w:rPr>
                 <w:noProof/>
-                <w:lang w:eastAsia="fr-FR"/>
+                <w:lang w:val="en-US"/>
               </w:rPr>
               <mc:AlternateContent>
                 <mc:Choice Requires="wps">
@@ -8319,7 +8319,7 @@
                 <w:szCs w:val="28"/>
                 <w:u w:val="single"/>
                 <w:rtl/>
-                <w:lang w:eastAsia="fr-FR"/>
+                <w:lang w:val="en-US"/>
               </w:rPr>
               <w:drawing>
                 <wp:anchor distT="0" distB="0" distL="114300" distR="114300" simplePos="0" relativeHeight="251671552" behindDoc="0" locked="0" layoutInCell="1" allowOverlap="1" wp14:anchorId="5D8D8510" wp14:editId="19368CAF">
@@ -8378,7 +8378,7 @@
                 <w:szCs w:val="28"/>
                 <w:u w:val="single"/>
                 <w:rtl/>
-                <w:lang w:eastAsia="fr-FR"/>
+                <w:lang w:val="en-US"/>
               </w:rPr>
               <w:drawing>
                 <wp:anchor distT="0" distB="0" distL="114300" distR="114300" simplePos="0" relativeHeight="251669504" behindDoc="0" locked="0" layoutInCell="1" allowOverlap="1" wp14:anchorId="1E52A7AF" wp14:editId="63F79833">
@@ -8481,7 +8481,7 @@
                 <w:sz w:val="28"/>
                 <w:szCs w:val="28"/>
                 <w:rtl/>
-                <w:lang w:eastAsia="fr-FR"/>
+                <w:lang w:val="en-US"/>
               </w:rPr>
               <w:drawing>
                 <wp:anchor distT="0" distB="0" distL="114300" distR="114300" simplePos="0" relativeHeight="251667456" behindDoc="0" locked="0" layoutInCell="1" allowOverlap="1" wp14:anchorId="236B13AB" wp14:editId="5DDE556B">
@@ -8544,7 +8544,7 @@
                 <w:sz w:val="28"/>
                 <w:szCs w:val="28"/>
                 <w:rtl/>
-                <w:lang w:eastAsia="fr-FR"/>
+                <w:lang w:val="en-US"/>
               </w:rPr>
               <w:drawing>
                 <wp:anchor distT="0" distB="0" distL="114300" distR="114300" simplePos="0" relativeHeight="251673600" behindDoc="0" locked="0" layoutInCell="1" allowOverlap="1" wp14:anchorId="07121794" wp14:editId="5C1F41A3">
@@ -8759,7 +8759,7 @@
             <w:r>
               <w:rPr>
                 <w:noProof/>
-                <w:lang w:eastAsia="fr-FR"/>
+                <w:lang w:val="en-US"/>
               </w:rPr>
               <mc:AlternateContent>
                 <mc:Choice Requires="wps">
@@ -8940,7 +8940,7 @@
             <w:r>
               <w:rPr>
                 <w:noProof/>
-                <w:lang w:eastAsia="fr-FR"/>
+                <w:lang w:val="en-US"/>
               </w:rPr>
               <mc:AlternateContent>
                 <mc:Choice Requires="wps">
@@ -9206,7 +9206,7 @@
         <w:r>
           <w:rPr>
             <w:noProof/>
-            <w:lang w:eastAsia="fr-FR"/>
+            <w:lang w:val="en-US"/>
           </w:rPr>
           <mc:AlternateContent>
             <mc:Choice Requires="wpg">
@@ -9343,7 +9343,7 @@
                                   <w:rPr>
                                     <w:noProof/>
                                   </w:rPr>
-                                  <w:t>3</w:t>
+                                  <w:t>1</w:t>
                                 </w:r>
                                 <w:r>
                                   <w:fldChar w:fldCharType="end"/>
@@ -9393,7 +9393,7 @@
                             <w:rPr>
                               <w:noProof/>
                             </w:rPr>
-                            <w:t>3</w:t>
+                            <w:t>1</w:t>
                           </w:r>
                           <w:r>
                             <w:fldChar w:fldCharType="end"/>
@@ -11630,7 +11630,7 @@
 </file>
 
 <file path=customXml/itemProps1.xml><?xml version="1.0" encoding="utf-8"?>
-<ds:datastoreItem xmlns:ds="http://schemas.openxmlformats.org/officeDocument/2006/customXml" ds:itemID="{19FC226B-6999-4412-85EE-877640F8C9AC}">
+<ds:datastoreItem xmlns:ds="http://schemas.openxmlformats.org/officeDocument/2006/customXml" ds:itemID="{36DFD99F-03C9-4C65-8382-F19BFDDFDB35}">
   <ds:schemaRefs>
     <ds:schemaRef ds:uri="http://schemas.openxmlformats.org/officeDocument/2006/bibliography"/>
   </ds:schemaRefs>
